--- a/Lab1/docs/Отчет_Лаб1_Топчян_Р3208.docx
+++ b/Lab1/docs/Отчет_Лаб1_Топчян_Р3208.docx
@@ -84,7 +84,7 @@
         <w:jc w:val="right"/>
       </w:pPr>
       <w:r>
-        <w:t>Топчян Арсен</w:t>
+        <w:t>Топчян Арсен Геворкович</w:t>
       </w:r>
     </w:p>
     <w:p>
@@ -176,7 +176,7 @@
       <w:r>
         <w:fldChar w:fldCharType="separate"/>
       </w:r>
-      <w:hyperlink w:anchor="_Toc243468019" w:history="1">
+      <w:hyperlink w:anchor="_Toc243468829" w:history="1">
         <w:r>
           <w:rPr>
             <w:rStyle w:val="a5"/>
@@ -203,7 +203,7 @@
             <w:noProof/>
             <w:webHidden/>
           </w:rPr>
-          <w:instrText xml:space="preserve"> PAGEREF _Toc243468019 \h </w:instrText>
+          <w:instrText xml:space="preserve"> PAGEREF _Toc243468829 \h </w:instrText>
         </w:r>
         <w:r>
           <w:rPr>
@@ -244,7 +244,7 @@
           <w:noProof/>
         </w:rPr>
       </w:pPr>
-      <w:hyperlink w:anchor="_Toc243468020" w:history="1">
+      <w:hyperlink w:anchor="_Toc243468830" w:history="1">
         <w:r>
           <w:rPr>
             <w:rStyle w:val="a5"/>
@@ -271,7 +271,7 @@
             <w:noProof/>
             <w:webHidden/>
           </w:rPr>
-          <w:instrText xml:space="preserve"> PAGEREF _Toc243468020 \h </w:instrText>
+          <w:instrText xml:space="preserve"> PAGEREF _Toc243468830 \h </w:instrText>
         </w:r>
         <w:r>
           <w:rPr>
@@ -312,7 +312,7 @@
           <w:noProof/>
         </w:rPr>
       </w:pPr>
-      <w:hyperlink w:anchor="_Toc243468021" w:history="1">
+      <w:hyperlink w:anchor="_Toc243468831" w:history="1">
         <w:r>
           <w:rPr>
             <w:rStyle w:val="a5"/>
@@ -339,7 +339,7 @@
             <w:noProof/>
             <w:webHidden/>
           </w:rPr>
-          <w:instrText xml:space="preserve"> PAGEREF _Toc243468021 \h </w:instrText>
+          <w:instrText xml:space="preserve"> PAGEREF _Toc243468831 \h </w:instrText>
         </w:r>
         <w:r>
           <w:rPr>
@@ -384,7 +384,7 @@
       <w:pPr>
         <w:pStyle w:val="1"/>
       </w:pPr>
-      <w:bookmarkStart w:id="0" w:name="_Toc243468019"/>
+      <w:bookmarkStart w:id="0" w:name="_Toc243468829"/>
       <w:r>
         <w:lastRenderedPageBreak/>
         <w:t>Задание</w:t>
@@ -409,7 +409,7 @@
           <w:noProof/>
         </w:rPr>
         <w:drawing>
-          <wp:inline distT="0" distB="0" distL="0" distR="0" wp14:anchorId="71A0AE8B" wp14:editId="3C55000F">
+          <wp:inline distT="0" distB="0" distL="0" distR="0" wp14:anchorId="2CD4DEC9" wp14:editId="7D7393B1">
             <wp:extent cx="2880000" cy="2880000"/>
             <wp:effectExtent l="0" t="0" r="0" b="0"/>
             <wp:docPr id="1" name="Picture 1"/>
@@ -642,7 +642,7 @@
       <w:pPr>
         <w:pStyle w:val="1"/>
       </w:pPr>
-      <w:bookmarkStart w:id="1" w:name="_Toc243468020"/>
+      <w:bookmarkStart w:id="1" w:name="_Toc243468830"/>
       <w:r>
         <w:lastRenderedPageBreak/>
         <w:t>Исходный код программы</w:t>
@@ -687,7 +687,7 @@
       <w:pPr>
         <w:pStyle w:val="1"/>
       </w:pPr>
-      <w:bookmarkStart w:id="2" w:name="_Toc243468021"/>
+      <w:bookmarkStart w:id="2" w:name="_Toc243468831"/>
       <w:r>
         <w:t>Вывод</w:t>
       </w:r>
@@ -1482,7 +1482,7 @@
     <w:autoRedefine/>
     <w:uiPriority w:val="39"/>
     <w:unhideWhenUsed/>
-    <w:rsid w:val="007652F4"/>
+    <w:rsid w:val="000872FF"/>
     <w:pPr>
       <w:spacing w:after="100"/>
     </w:pPr>
